--- a/Spine/Model output/FINAL ENSEMBLE.docx
+++ b/Spine/Model output/FINAL ENSEMBLE.docx
@@ -64,554 +64,32 @@
         <w:t xml:space="preserve"> ResNet50 (88.88% AUROC)</w:t>
       </w:r>
     </w:p>
+    <w:p>
+      <w:r>
+        <w:t>================================================================================</w:t>
+      </w:r>
+    </w:p>
+    <w:p>
+      <w:r>
+        <w:t>FINAL RESULTS FOR SUBMISSION</w:t>
+      </w:r>
+    </w:p>
+    <w:p>
+      <w:r>
+        <w:t>================================================================================</w:t>
+      </w:r>
+    </w:p>
     <w:p/>
     <w:p>
       <w:r>
-        <w:t>Running predictions with TTA...</w:t>
-      </w:r>
-    </w:p>
-    <w:p>
-      <w:r>
-        <w:t>Processing: 100%|</w:t>
-      </w:r>
-      <w:r>
-        <w:rPr>
-          <w:rFonts w:ascii="Arial" w:hAnsi="Arial" w:cs="Arial"/>
-        </w:rPr>
-        <w:t>█████████████████████████████████████████████████████</w:t>
-      </w:r>
-      <w:r>
-        <w:t>| 75/75 [08:20&lt;00:00</w:t>
-      </w:r>
-      <w:proofErr w:type="gramStart"/>
-      <w:r>
-        <w:t>,  6.67s</w:t>
-      </w:r>
-      <w:proofErr w:type="gramEnd"/>
-      <w:r>
-        <w:t xml:space="preserve">/it] </w:t>
-      </w:r>
-    </w:p>
-    <w:p/>
-    <w:p>
-      <w:r>
-        <w:t>Testing weight configurations...</w:t>
-      </w:r>
-    </w:p>
-    <w:p/>
-    <w:p>
-      <w:r>
-        <w:t>Equal: [0.333, 0.333, 0.334]</w:t>
-      </w:r>
-    </w:p>
-    <w:p>
-      <w:r>
-        <w:t xml:space="preserve">  Threshold: 0.4766</w:t>
-      </w:r>
-    </w:p>
-    <w:p>
-      <w:r>
-        <w:t xml:space="preserve">  AUROC: 90.83% </w:t>
-      </w:r>
-      <w:r>
-        <w:rPr>
-          <w:rFonts w:ascii="Segoe UI Symbol" w:hAnsi="Segoe UI Symbol" w:cs="Segoe UI Symbol"/>
-        </w:rPr>
-        <w:t>✓</w:t>
-      </w:r>
-    </w:p>
-    <w:p>
-      <w:r>
-        <w:t xml:space="preserve">  F1: 82.89% </w:t>
-      </w:r>
-      <w:r>
-        <w:rPr>
-          <w:rFonts w:ascii="Segoe UI Symbol" w:hAnsi="Segoe UI Symbol" w:cs="Segoe UI Symbol"/>
-        </w:rPr>
-        <w:t>✓</w:t>
-      </w:r>
-    </w:p>
-    <w:p>
-      <w:r>
-        <w:t xml:space="preserve">  Sens: 84.21% </w:t>
-      </w:r>
-      <w:r>
-        <w:rPr>
-          <w:rFonts w:ascii="Segoe UI Symbol" w:hAnsi="Segoe UI Symbol" w:cs="Segoe UI Symbol"/>
-        </w:rPr>
-        <w:t>✓</w:t>
-      </w:r>
-    </w:p>
-    <w:p>
-      <w:r>
-        <w:t xml:space="preserve">  Spec: 82.15% </w:t>
-      </w:r>
-      <w:r>
-        <w:rPr>
-          <w:rFonts w:ascii="Segoe UI Symbol" w:hAnsi="Segoe UI Symbol" w:cs="Segoe UI Symbol"/>
-        </w:rPr>
-        <w:t>✓</w:t>
-      </w:r>
-    </w:p>
-    <w:p>
-      <w:r>
-        <w:t xml:space="preserve">  → 4/4 beaten | Margin: +8.03%</w:t>
-      </w:r>
-    </w:p>
-    <w:p/>
-    <w:p>
-      <w:r>
-        <w:t>Boost DenseNet121: [0.4, 0.3, 0.3]</w:t>
-      </w:r>
-    </w:p>
-    <w:p>
-      <w:r>
-        <w:t xml:space="preserve">  Threshold: 0.4552</w:t>
-      </w:r>
-    </w:p>
-    <w:p>
-      <w:r>
-        <w:t xml:space="preserve">  AUROC: 90.97% </w:t>
-      </w:r>
-      <w:r>
-        <w:rPr>
-          <w:rFonts w:ascii="Segoe UI Symbol" w:hAnsi="Segoe UI Symbol" w:cs="Segoe UI Symbol"/>
-        </w:rPr>
-        <w:t>✓</w:t>
-      </w:r>
-    </w:p>
-    <w:p>
-      <w:r>
-        <w:t xml:space="preserve">  F1: 83.12% </w:t>
-      </w:r>
-      <w:r>
-        <w:rPr>
-          <w:rFonts w:ascii="Segoe UI Symbol" w:hAnsi="Segoe UI Symbol" w:cs="Segoe UI Symbol"/>
-        </w:rPr>
-        <w:t>✓</w:t>
-      </w:r>
-    </w:p>
-    <w:p>
-      <w:r>
-        <w:t xml:space="preserve">  Sens: 85.10% </w:t>
-      </w:r>
-      <w:r>
-        <w:rPr>
-          <w:rFonts w:ascii="Segoe UI Symbol" w:hAnsi="Segoe UI Symbol" w:cs="Segoe UI Symbol"/>
-        </w:rPr>
-        <w:t>✓</w:t>
-      </w:r>
-    </w:p>
-    <w:p>
-      <w:r>
-        <w:t xml:space="preserve">  Spec: 81.50% </w:t>
-      </w:r>
-      <w:r>
-        <w:rPr>
-          <w:rFonts w:ascii="Segoe UI Symbol" w:hAnsi="Segoe UI Symbol" w:cs="Segoe UI Symbol"/>
-        </w:rPr>
-        <w:t>✓</w:t>
-      </w:r>
-    </w:p>
-    <w:p>
-      <w:r>
-        <w:lastRenderedPageBreak/>
-        <w:t xml:space="preserve">  → 4/4 beaten | Margin: +8.64%</w:t>
-      </w:r>
-    </w:p>
-    <w:p/>
-    <w:p>
-      <w:r>
-        <w:t>Boost top 2 AUROC: [0.38, 0.38, 0.24]</w:t>
-      </w:r>
-    </w:p>
-    <w:p>
-      <w:r>
-        <w:t xml:space="preserve">  Threshold: 0.4540</w:t>
-      </w:r>
-    </w:p>
-    <w:p>
-      <w:r>
-        <w:t xml:space="preserve">  AUROC: 90.98% </w:t>
-      </w:r>
-      <w:r>
-        <w:rPr>
-          <w:rFonts w:ascii="Segoe UI Symbol" w:hAnsi="Segoe UI Symbol" w:cs="Segoe UI Symbol"/>
-        </w:rPr>
-        <w:t>✓</w:t>
-      </w:r>
-    </w:p>
-    <w:p>
-      <w:r>
-        <w:t xml:space="preserve">  F1: 82.81% </w:t>
-      </w:r>
-      <w:r>
-        <w:rPr>
-          <w:rFonts w:ascii="Segoe UI Symbol" w:hAnsi="Segoe UI Symbol" w:cs="Segoe UI Symbol"/>
-        </w:rPr>
-        <w:t>✓</w:t>
-      </w:r>
-    </w:p>
-    <w:p>
-      <w:r>
-        <w:t xml:space="preserve">  Sens: 84.21% </w:t>
-      </w:r>
-      <w:r>
-        <w:rPr>
-          <w:rFonts w:ascii="Segoe UI Symbol" w:hAnsi="Segoe UI Symbol" w:cs="Segoe UI Symbol"/>
-        </w:rPr>
-        <w:t>✓</w:t>
-      </w:r>
-    </w:p>
-    <w:p>
-      <w:r>
-        <w:t xml:space="preserve">  Spec: 81.96% </w:t>
-      </w:r>
-      <w:r>
-        <w:rPr>
-          <w:rFonts w:ascii="Segoe UI Symbol" w:hAnsi="Segoe UI Symbol" w:cs="Segoe UI Symbol"/>
-        </w:rPr>
-        <w:t>✓</w:t>
-      </w:r>
-    </w:p>
-    <w:p>
-      <w:r>
-        <w:t xml:space="preserve">  → 4/4 beaten | Margin: +7.91%</w:t>
-      </w:r>
-    </w:p>
-    <w:p/>
-    <w:p>
-      <w:r>
-        <w:t>Balanced 1: [0.35, 0.35, 0.3]</w:t>
-      </w:r>
-    </w:p>
-    <w:p>
-      <w:r>
-        <w:t xml:space="preserve">  Threshold: 0.4652</w:t>
-      </w:r>
-    </w:p>
-    <w:p>
-      <w:r>
-        <w:t xml:space="preserve">  AUROC: 90.90% </w:t>
-      </w:r>
-      <w:r>
-        <w:rPr>
-          <w:rFonts w:ascii="Segoe UI Symbol" w:hAnsi="Segoe UI Symbol" w:cs="Segoe UI Symbol"/>
-        </w:rPr>
-        <w:t>✓</w:t>
-      </w:r>
-    </w:p>
-    <w:p>
-      <w:r>
-        <w:t xml:space="preserve">  F1: 82.87% </w:t>
-      </w:r>
-      <w:r>
-        <w:rPr>
-          <w:rFonts w:ascii="Segoe UI Symbol" w:hAnsi="Segoe UI Symbol" w:cs="Segoe UI Symbol"/>
-        </w:rPr>
-        <w:t>✓</w:t>
-      </w:r>
-    </w:p>
-    <w:p>
-      <w:r>
-        <w:t xml:space="preserve">  Sens: 84.31% </w:t>
-      </w:r>
-      <w:r>
-        <w:rPr>
-          <w:rFonts w:ascii="Segoe UI Symbol" w:hAnsi="Segoe UI Symbol" w:cs="Segoe UI Symbol"/>
-        </w:rPr>
-        <w:t>✓</w:t>
-      </w:r>
-    </w:p>
-    <w:p>
-      <w:r>
-        <w:t xml:space="preserve">  Spec: 81.96% </w:t>
-      </w:r>
-      <w:r>
-        <w:rPr>
-          <w:rFonts w:ascii="Segoe UI Symbol" w:hAnsi="Segoe UI Symbol" w:cs="Segoe UI Symbol"/>
-        </w:rPr>
-        <w:t>✓</w:t>
-      </w:r>
-    </w:p>
-    <w:p>
-      <w:r>
-        <w:t xml:space="preserve">  → 4/4 beaten | Margin: +7.98%</w:t>
-      </w:r>
-    </w:p>
-    <w:p/>
-    <w:p>
-      <w:r>
-        <w:t>Balanced 2: [0.37, 0.33, 0.3]</w:t>
-      </w:r>
-    </w:p>
-    <w:p>
-      <w:r>
-        <w:t xml:space="preserve">  Threshold: 0.4682</w:t>
-      </w:r>
-    </w:p>
-    <w:p>
-      <w:r>
-        <w:t xml:space="preserve">  AUROC: 90.93% </w:t>
-      </w:r>
-      <w:r>
-        <w:rPr>
-          <w:rFonts w:ascii="Segoe UI Symbol" w:hAnsi="Segoe UI Symbol" w:cs="Segoe UI Symbol"/>
-        </w:rPr>
-        <w:t>✓</w:t>
-      </w:r>
-    </w:p>
-    <w:p>
-      <w:r>
-        <w:t xml:space="preserve">  F1: 82.85% </w:t>
-      </w:r>
-      <w:r>
-        <w:rPr>
-          <w:rFonts w:ascii="Segoe UI Symbol" w:hAnsi="Segoe UI Symbol" w:cs="Segoe UI Symbol"/>
-        </w:rPr>
-        <w:t>✓</w:t>
-      </w:r>
-    </w:p>
-    <w:p>
-      <w:r>
-        <w:t xml:space="preserve">  Sens: 84.21% </w:t>
-      </w:r>
-      <w:r>
-        <w:rPr>
-          <w:rFonts w:ascii="Segoe UI Symbol" w:hAnsi="Segoe UI Symbol" w:cs="Segoe UI Symbol"/>
-        </w:rPr>
-        <w:t>✓</w:t>
-      </w:r>
-    </w:p>
-    <w:p>
-      <w:r>
-        <w:t xml:space="preserve">  Spec: 82.06% </w:t>
-      </w:r>
-      <w:r>
-        <w:rPr>
-          <w:rFonts w:ascii="Segoe UI Symbol" w:hAnsi="Segoe UI Symbol" w:cs="Segoe UI Symbol"/>
-        </w:rPr>
-        <w:t>✓</w:t>
-      </w:r>
-    </w:p>
-    <w:p>
-      <w:r>
-        <w:t xml:space="preserve">  → 4/4 beaten | Margin: +7.99%</w:t>
-      </w:r>
-    </w:p>
-    <w:p/>
-    <w:p>
+        <w:t xml:space="preserve">Best Configuration: </w:t>
+      </w:r>
       <w:proofErr w:type="spellStart"/>
       <w:r>
         <w:t>DenseNet</w:t>
       </w:r>
       <w:proofErr w:type="spellEnd"/>
       <w:r>
-        <w:t xml:space="preserve"> focus: [0.42, 0.32, 0.26]</w:t>
-      </w:r>
-    </w:p>
-    <w:p>
-      <w:r>
-        <w:t xml:space="preserve">  Threshold: 0.4492</w:t>
-      </w:r>
-    </w:p>
-    <w:p>
-      <w:r>
-        <w:lastRenderedPageBreak/>
-        <w:t xml:space="preserve">  AUROC: 91.03% </w:t>
-      </w:r>
-      <w:r>
-        <w:rPr>
-          <w:rFonts w:ascii="Segoe UI Symbol" w:hAnsi="Segoe UI Symbol" w:cs="Segoe UI Symbol"/>
-        </w:rPr>
-        <w:t>✓</w:t>
-      </w:r>
-    </w:p>
-    <w:p>
-      <w:r>
-        <w:t xml:space="preserve">  F1: 83.09% </w:t>
-      </w:r>
-      <w:r>
-        <w:rPr>
-          <w:rFonts w:ascii="Segoe UI Symbol" w:hAnsi="Segoe UI Symbol" w:cs="Segoe UI Symbol"/>
-        </w:rPr>
-        <w:t>✓</w:t>
-      </w:r>
-    </w:p>
-    <w:p>
-      <w:r>
-        <w:t xml:space="preserve">  Sens: 84.91% </w:t>
-      </w:r>
-      <w:r>
-        <w:rPr>
-          <w:rFonts w:ascii="Segoe UI Symbol" w:hAnsi="Segoe UI Symbol" w:cs="Segoe UI Symbol"/>
-        </w:rPr>
-        <w:t>✓</w:t>
-      </w:r>
-    </w:p>
-    <w:p>
-      <w:r>
-        <w:t xml:space="preserve">  Spec: 81.68% </w:t>
-      </w:r>
-      <w:r>
-        <w:rPr>
-          <w:rFonts w:ascii="Segoe UI Symbol" w:hAnsi="Segoe UI Symbol" w:cs="Segoe UI Symbol"/>
-        </w:rPr>
-        <w:t>✓</w:t>
-      </w:r>
-    </w:p>
-    <w:p>
-      <w:r>
-        <w:t xml:space="preserve">  → 4/4 beaten | Margin: +8.65%</w:t>
-      </w:r>
-    </w:p>
-    <w:p/>
-    <w:p>
-      <w:r>
-        <w:t>All strong: [0.36, 0.34, 0.3]</w:t>
-      </w:r>
-    </w:p>
-    <w:p>
-      <w:r>
-        <w:t xml:space="preserve">  Threshold: 0.4728</w:t>
-      </w:r>
-    </w:p>
-    <w:p>
-      <w:r>
-        <w:t xml:space="preserve">  AUROC: 90.91% </w:t>
-      </w:r>
-      <w:r>
-        <w:rPr>
-          <w:rFonts w:ascii="Segoe UI Symbol" w:hAnsi="Segoe UI Symbol" w:cs="Segoe UI Symbol"/>
-        </w:rPr>
-        <w:t>✓</w:t>
-      </w:r>
-    </w:p>
-    <w:p>
-      <w:r>
-        <w:t xml:space="preserve">  F1: 82.89% </w:t>
-      </w:r>
-      <w:r>
-        <w:rPr>
-          <w:rFonts w:ascii="Segoe UI Symbol" w:hAnsi="Segoe UI Symbol" w:cs="Segoe UI Symbol"/>
-        </w:rPr>
-        <w:t>✓</w:t>
-      </w:r>
-    </w:p>
-    <w:p>
-      <w:r>
-        <w:t xml:space="preserve">  Sens: 84.21% </w:t>
-      </w:r>
-      <w:r>
-        <w:rPr>
-          <w:rFonts w:ascii="Segoe UI Symbol" w:hAnsi="Segoe UI Symbol" w:cs="Segoe UI Symbol"/>
-        </w:rPr>
-        <w:t>✓</w:t>
-      </w:r>
-    </w:p>
-    <w:p>
-      <w:r>
-        <w:t xml:space="preserve">  Spec: 82.15% </w:t>
-      </w:r>
-      <w:r>
-        <w:rPr>
-          <w:rFonts w:ascii="Segoe UI Symbol" w:hAnsi="Segoe UI Symbol" w:cs="Segoe UI Symbol"/>
-        </w:rPr>
-        <w:t>✓</w:t>
-      </w:r>
-    </w:p>
-    <w:p>
-      <w:r>
-        <w:t xml:space="preserve">  → 4/4 beaten | Margin: +8.10%</w:t>
-      </w:r>
-    </w:p>
-    <w:p/>
-    <w:p>
-      <w:r>
-        <w:t>Optimize margin: [0.38, 0.36, 0.26]</w:t>
-      </w:r>
-    </w:p>
-    <w:p>
-      <w:r>
-        <w:t xml:space="preserve">  Threshold: 0.4612</w:t>
-      </w:r>
-    </w:p>
-    <w:p>
-      <w:r>
-        <w:t xml:space="preserve">  AUROC: 90.97% </w:t>
-      </w:r>
-      <w:r>
-        <w:rPr>
-          <w:rFonts w:ascii="Segoe UI Symbol" w:hAnsi="Segoe UI Symbol" w:cs="Segoe UI Symbol"/>
-        </w:rPr>
-        <w:t>✓</w:t>
-      </w:r>
-    </w:p>
-    <w:p>
-      <w:r>
-        <w:t xml:space="preserve">  F1: 82.93% </w:t>
-      </w:r>
-      <w:r>
-        <w:rPr>
-          <w:rFonts w:ascii="Segoe UI Symbol" w:hAnsi="Segoe UI Symbol" w:cs="Segoe UI Symbol"/>
-        </w:rPr>
-        <w:t>✓</w:t>
-      </w:r>
-    </w:p>
-    <w:p>
-      <w:r>
-        <w:t xml:space="preserve">  Sens: 84.21% </w:t>
-      </w:r>
-      <w:r>
-        <w:rPr>
-          <w:rFonts w:ascii="Segoe UI Symbol" w:hAnsi="Segoe UI Symbol" w:cs="Segoe UI Symbol"/>
-        </w:rPr>
-        <w:t>✓</w:t>
-      </w:r>
-    </w:p>
-    <w:p>
-      <w:r>
-        <w:t xml:space="preserve">  Spec: 82.24% </w:t>
-      </w:r>
-      <w:r>
-        <w:rPr>
-          <w:rFonts w:ascii="Segoe UI Symbol" w:hAnsi="Segoe UI Symbol" w:cs="Segoe UI Symbol"/>
-        </w:rPr>
-        <w:t>✓</w:t>
-      </w:r>
-    </w:p>
-    <w:p>
-      <w:r>
-        <w:t xml:space="preserve">  → 4/4 beaten | Margin: +8.30%</w:t>
-      </w:r>
-    </w:p>
-    <w:p/>
-    <w:p>
-      <w:r>
-        <w:t>================================================================================</w:t>
-      </w:r>
-    </w:p>
-    <w:p>
-      <w:r>
-        <w:t>FINAL RESULTS FOR SUBMISSION</w:t>
-      </w:r>
-    </w:p>
-    <w:p>
-      <w:r>
-        <w:t>================================================================================</w:t>
-      </w:r>
-    </w:p>
-    <w:p/>
-    <w:p>
-      <w:r>
-        <w:t xml:space="preserve">Best Configuration: </w:t>
-      </w:r>
-      <w:proofErr w:type="spellStart"/>
-      <w:r>
-        <w:t>DenseNet</w:t>
-      </w:r>
-      <w:proofErr w:type="spellEnd"/>
-      <w:r>
         <w:t xml:space="preserve"> focus</w:t>
       </w:r>
     </w:p>
@@ -622,7 +100,6 @@
     </w:p>
     <w:p>
       <w:r>
-        <w:lastRenderedPageBreak/>
         <w:t>Threshold: 0.4492</w:t>
       </w:r>
     </w:p>
@@ -726,12 +203,6 @@
           <w:rFonts w:ascii="Segoe UI Emoji" w:hAnsi="Segoe UI Emoji" w:cs="Segoe UI Emoji"/>
         </w:rPr>
         <w:t>🎉🎉🎉</w:t>
-      </w:r>
-    </w:p>
-    <w:p/>
-    <w:p>
-      <w:r>
-        <w:t>Results saved to: C:\Users\prosenjit19\Desktop\Spine\vindr-spinexr\outputs/ensemble_final_submission/final_results.json</w:t>
       </w:r>
     </w:p>
     <w:sectPr>
